--- a/history/mordern history/24.1.docx
+++ b/history/mordern history/24.1.docx
@@ -1,6 +1,6 @@
 
 <file path=word/document.xml><?xml version="1.0" encoding="utf-8"?>
-<w:document xmlns:wpc="http://schemas.microsoft.com/office/word/2010/wordprocessingCanvas" xmlns:cx="http://schemas.microsoft.com/office/drawing/2014/chartex" xmlns:cx1="http://schemas.microsoft.com/office/drawing/2015/9/8/chartex" xmlns:cx2="http://schemas.microsoft.com/office/drawing/2015/10/21/chartex" xmlns:cx3="http://schemas.microsoft.com/office/drawing/2016/5/9/chartex" xmlns:cx4="http://schemas.microsoft.com/office/drawing/2016/5/10/chartex" xmlns:cx5="http://schemas.microsoft.com/office/drawing/2016/5/11/chartex" xmlns:cx6="http://schemas.microsoft.com/office/drawing/2016/5/12/chartex" xmlns:cx7="http://schemas.microsoft.com/office/drawing/2016/5/13/chartex" xmlns:cx8="http://schemas.microsoft.com/office/drawing/2016/5/14/chartex" xmlns:mc="http://schemas.openxmlformats.org/markup-compatibility/2006" xmlns:aink="http://schemas.microsoft.com/office/drawing/2016/ink" xmlns:am3d="http://schemas.microsoft.com/office/drawing/2017/model3d" xmlns:o="urn:schemas-microsoft-com:office:office" xmlns:r="http://schemas.openxmlformats.org/officeDocument/2006/relationships" xmlns:m="http://schemas.openxmlformats.org/officeDocument/2006/math" xmlns:v="urn:schemas-microsoft-com:vml" xmlns:wp14="http://schemas.microsoft.com/office/word/2010/wordprocessingDrawing" xmlns:wp="http://schemas.openxmlformats.org/drawingml/2006/wordprocessingDrawing" xmlns:w10="urn:schemas-microsoft-com:office:word" xmlns:w="http://schemas.openxmlformats.org/wordprocessingml/2006/main" xmlns:w14="http://schemas.microsoft.com/office/word/2010/wordml" xmlns:w15="http://schemas.microsoft.com/office/word/2012/wordml" xmlns:w16cex="http://schemas.microsoft.com/office/word/2018/wordml/cex" xmlns:w16cid="http://schemas.microsoft.com/office/word/2016/wordml/cid" xmlns:w16="http://schemas.microsoft.com/office/word/2018/wordml" xmlns:w16sdtdh="http://schemas.microsoft.com/office/word/2020/wordml/sdtdatahash" xmlns:w16se="http://schemas.microsoft.com/office/word/2015/wordml/symex" xmlns:wpg="http://schemas.microsoft.com/office/word/2010/wordprocessingGroup" xmlns:wpi="http://schemas.microsoft.com/office/word/2010/wordprocessingInk" xmlns:wne="http://schemas.microsoft.com/office/word/2006/wordml" xmlns:wps="http://schemas.microsoft.com/office/word/2010/wordprocessingShape" mc:Ignorable="w14 w15 w16se w16cid w16 w16cex w16sdtdh wp14">
+<w:document xmlns:wpc="http://schemas.microsoft.com/office/word/2010/wordprocessingCanvas" xmlns:cx="http://schemas.microsoft.com/office/drawing/2014/chartex" xmlns:cx1="http://schemas.microsoft.com/office/drawing/2015/9/8/chartex" xmlns:cx2="http://schemas.microsoft.com/office/drawing/2015/10/21/chartex" xmlns:cx3="http://schemas.microsoft.com/office/drawing/2016/5/9/chartex" xmlns:cx4="http://schemas.microsoft.com/office/drawing/2016/5/10/chartex" xmlns:cx5="http://schemas.microsoft.com/office/drawing/2016/5/11/chartex" xmlns:cx6="http://schemas.microsoft.com/office/drawing/2016/5/12/chartex" xmlns:cx7="http://schemas.microsoft.com/office/drawing/2016/5/13/chartex" xmlns:cx8="http://schemas.microsoft.com/office/drawing/2016/5/14/chartex" xmlns:mc="http://schemas.openxmlformats.org/markup-compatibility/2006" xmlns:aink="http://schemas.microsoft.com/office/drawing/2016/ink" xmlns:am3d="http://schemas.microsoft.com/office/drawing/2017/model3d" xmlns:o="urn:schemas-microsoft-com:office:office" xmlns:oel="http://schemas.microsoft.com/office/2019/extlst" xmlns:r="http://schemas.openxmlformats.org/officeDocument/2006/relationships" xmlns:m="http://schemas.openxmlformats.org/officeDocument/2006/math" xmlns:v="urn:schemas-microsoft-com:vml" xmlns:wp14="http://schemas.microsoft.com/office/word/2010/wordprocessingDrawing" xmlns:wp="http://schemas.openxmlformats.org/drawingml/2006/wordprocessingDrawing" xmlns:w10="urn:schemas-microsoft-com:office:word" xmlns:w="http://schemas.openxmlformats.org/wordprocessingml/2006/main" xmlns:w14="http://schemas.microsoft.com/office/word/2010/wordml" xmlns:w15="http://schemas.microsoft.com/office/word/2012/wordml" xmlns:w16cex="http://schemas.microsoft.com/office/word/2018/wordml/cex" xmlns:w16cid="http://schemas.microsoft.com/office/word/2016/wordml/cid" xmlns:w16="http://schemas.microsoft.com/office/word/2018/wordml" xmlns:w16sdtdh="http://schemas.microsoft.com/office/word/2020/wordml/sdtdatahash" xmlns:w16se="http://schemas.microsoft.com/office/word/2015/wordml/symex" xmlns:wpg="http://schemas.microsoft.com/office/word/2010/wordprocessingGroup" xmlns:wpi="http://schemas.microsoft.com/office/word/2010/wordprocessingInk" xmlns:wne="http://schemas.microsoft.com/office/word/2006/wordml" xmlns:wps="http://schemas.microsoft.com/office/word/2010/wordprocessingShape" mc:Ignorable="w14 w15 w16se w16cid w16 w16cex w16sdtdh wp14">
   <w:body>
     <w:p>
       <w:pPr>
@@ -61,7 +61,6 @@
           <w:lang w:val="en-US"/>
         </w:rPr>
       </w:pPr>
-      <w:proofErr w:type="gramStart"/>
       <w:r>
         <w:rPr>
           <w:color w:val="FF0000"/>
@@ -71,7 +70,6 @@
         </w:rPr>
         <w:t>Ans :</w:t>
       </w:r>
-      <w:proofErr w:type="gramEnd"/>
       <w:r>
         <w:rPr>
           <w:color w:val="4472C4" w:themeColor="accent1"/>
@@ -223,7 +221,6 @@
         <w:t xml:space="preserve"> </w:t>
       </w:r>
       <w:proofErr w:type="spellStart"/>
-      <w:proofErr w:type="gramStart"/>
       <w:r>
         <w:rPr>
           <w:color w:val="4472C4" w:themeColor="accent1"/>
@@ -241,9 +238,8 @@
           <w:szCs w:val="32"/>
           <w:lang w:val="en-US"/>
         </w:rPr>
-        <w:t xml:space="preserve"> ,</w:t>
-      </w:r>
-      <w:proofErr w:type="gramEnd"/>
+        <w:t xml:space="preserve"> , </w:t>
+      </w:r>
       <w:r>
         <w:rPr>
           <w:color w:val="4472C4" w:themeColor="accent1"/>
@@ -251,7 +247,7 @@
           <w:szCs w:val="32"/>
           <w:lang w:val="en-US"/>
         </w:rPr>
-        <w:t xml:space="preserve"> </w:t>
+        <w:t>madras</w:t>
       </w:r>
       <w:r>
         <w:rPr>
@@ -260,8 +256,9 @@
           <w:szCs w:val="32"/>
           <w:lang w:val="en-US"/>
         </w:rPr>
-        <w:t>madras</w:t>
-      </w:r>
+        <w:t xml:space="preserve"> association. To discuss and debate </w:t>
+      </w:r>
+      <w:proofErr w:type="spellStart"/>
       <w:r>
         <w:rPr>
           <w:color w:val="4472C4" w:themeColor="accent1"/>
@@ -269,9 +266,9 @@
           <w:szCs w:val="32"/>
           <w:lang w:val="en-US"/>
         </w:rPr>
-        <w:t xml:space="preserve"> association. To discuss and debate </w:t>
-      </w:r>
-      <w:proofErr w:type="spellStart"/>
+        <w:t>britishers</w:t>
+      </w:r>
+      <w:proofErr w:type="spellEnd"/>
       <w:r>
         <w:rPr>
           <w:color w:val="4472C4" w:themeColor="accent1"/>
@@ -279,29 +276,8 @@
           <w:szCs w:val="32"/>
           <w:lang w:val="en-US"/>
         </w:rPr>
-        <w:t>britishers</w:t>
-      </w:r>
-      <w:proofErr w:type="spellEnd"/>
-      <w:r>
-        <w:rPr>
-          <w:color w:val="4472C4" w:themeColor="accent1"/>
-          <w:sz w:val="32"/>
-          <w:szCs w:val="32"/>
-          <w:lang w:val="en-US"/>
-        </w:rPr>
-        <w:t xml:space="preserve"> </w:t>
-      </w:r>
-      <w:proofErr w:type="gramStart"/>
-      <w:r>
-        <w:rPr>
-          <w:color w:val="4472C4" w:themeColor="accent1"/>
-          <w:sz w:val="32"/>
-          <w:szCs w:val="32"/>
-          <w:lang w:val="en-US"/>
-        </w:rPr>
-        <w:t>policy .</w:t>
-      </w:r>
-      <w:proofErr w:type="gramEnd"/>
+        <w:t xml:space="preserve"> policy .</w:t>
+      </w:r>
     </w:p>
     <w:p>
       <w:pPr>
@@ -325,27 +301,7 @@
           <w:szCs w:val="32"/>
           <w:lang w:val="en-US"/>
         </w:rPr>
-        <w:t xml:space="preserve">By this association they demanding policy by which drain of </w:t>
-      </w:r>
-      <w:proofErr w:type="gramStart"/>
-      <w:r>
-        <w:rPr>
-          <w:color w:val="4472C4" w:themeColor="accent1"/>
-          <w:sz w:val="32"/>
-          <w:szCs w:val="32"/>
-          <w:lang w:val="en-US"/>
-        </w:rPr>
-        <w:t>wealth  stop</w:t>
-      </w:r>
-      <w:proofErr w:type="gramEnd"/>
-      <w:r>
-        <w:rPr>
-          <w:color w:val="4472C4" w:themeColor="accent1"/>
-          <w:sz w:val="32"/>
-          <w:szCs w:val="32"/>
-          <w:lang w:val="en-US"/>
-        </w:rPr>
-        <w:t xml:space="preserve"> / reduce to some extent.</w:t>
+        <w:t>By this association they demanding policy by which drain of wealth  stop / reduce to some extent.</w:t>
       </w:r>
     </w:p>
     <w:p>
@@ -603,59 +559,28 @@
           <w:szCs w:val="28"/>
           <w:lang w:val="en-US"/>
         </w:rPr>
-        <w:t xml:space="preserve"> India </w:t>
-      </w:r>
-      <w:proofErr w:type="gramStart"/>
-      <w:r>
-        <w:rPr>
-          <w:color w:val="FF0000"/>
-          <w:sz w:val="28"/>
-          <w:szCs w:val="28"/>
-          <w:lang w:val="en-US"/>
-        </w:rPr>
-        <w:t>24 :</w:t>
-      </w:r>
-      <w:proofErr w:type="gramEnd"/>
-    </w:p>
-    <w:p>
-      <w:pPr>
-        <w:spacing w:before="240"/>
-        <w:jc w:val="both"/>
-        <w:rPr>
-          <w:color w:val="FF0000"/>
-          <w:sz w:val="28"/>
-          <w:szCs w:val="28"/>
-          <w:lang w:val="en-US"/>
-        </w:rPr>
-      </w:pPr>
-      <w:r>
-        <w:rPr>
-          <w:color w:val="FF0000"/>
-          <w:sz w:val="28"/>
-          <w:szCs w:val="28"/>
-          <w:lang w:val="en-US"/>
-        </w:rPr>
-        <w:t>Q) can the politics of moderates be referred to as “political mendicancy</w:t>
-      </w:r>
-      <w:proofErr w:type="gramStart"/>
-      <w:r>
-        <w:rPr>
-          <w:color w:val="FF0000"/>
-          <w:sz w:val="28"/>
-          <w:szCs w:val="28"/>
-          <w:lang w:val="en-US"/>
-        </w:rPr>
-        <w:t>” ?</w:t>
-      </w:r>
-      <w:proofErr w:type="gramEnd"/>
-      <w:r>
-        <w:rPr>
-          <w:color w:val="FF0000"/>
-          <w:sz w:val="28"/>
-          <w:szCs w:val="28"/>
-          <w:lang w:val="en-US"/>
-        </w:rPr>
-        <w:t>(10M 150w)</w:t>
+        <w:t xml:space="preserve"> India 24 :</w:t>
+      </w:r>
+    </w:p>
+    <w:p>
+      <w:pPr>
+        <w:spacing w:before="240"/>
+        <w:jc w:val="both"/>
+        <w:rPr>
+          <w:color w:val="FF0000"/>
+          <w:sz w:val="28"/>
+          <w:szCs w:val="28"/>
+          <w:lang w:val="en-US"/>
+        </w:rPr>
+      </w:pPr>
+      <w:r>
+        <w:rPr>
+          <w:color w:val="FF0000"/>
+          <w:sz w:val="28"/>
+          <w:szCs w:val="28"/>
+          <w:lang w:val="en-US"/>
+        </w:rPr>
+        <w:t>Q) can the politics of moderates be referred to as “political mendicancy” ?(10M 150w)</w:t>
       </w:r>
     </w:p>
     <w:p>
@@ -1909,6 +1834,930 @@
         </w:rPr>
         <w:t>Q) to What extent Montford reforms sought to introduce representative and responsible government in Indian?</w:t>
       </w:r>
+    </w:p>
+    <w:p>
+      <w:pPr>
+        <w:spacing w:before="240"/>
+        <w:jc w:val="both"/>
+        <w:rPr>
+          <w:color w:val="FF0000"/>
+          <w:sz w:val="24"/>
+          <w:szCs w:val="24"/>
+          <w:lang w:val="en-US"/>
+        </w:rPr>
+      </w:pPr>
+    </w:p>
+    <w:p>
+      <w:pPr>
+        <w:spacing w:before="240"/>
+        <w:jc w:val="both"/>
+        <w:rPr>
+          <w:color w:val="FF0000"/>
+          <w:sz w:val="24"/>
+          <w:szCs w:val="24"/>
+          <w:lang w:val="en-US"/>
+        </w:rPr>
+      </w:pPr>
+    </w:p>
+    <w:p>
+      <w:pPr>
+        <w:spacing w:before="240"/>
+        <w:jc w:val="both"/>
+        <w:rPr>
+          <w:color w:val="FF0000"/>
+          <w:sz w:val="24"/>
+          <w:szCs w:val="24"/>
+          <w:lang w:val="en-US"/>
+        </w:rPr>
+      </w:pPr>
+      <w:r>
+        <w:rPr>
+          <w:color w:val="FF0000"/>
+          <w:sz w:val="24"/>
+          <w:szCs w:val="24"/>
+          <w:lang w:val="en-US"/>
+        </w:rPr>
+        <w:t>Su</w:t>
+      </w:r>
+      <w:r>
+        <w:rPr>
+          <w:color w:val="FF0000"/>
+          <w:sz w:val="24"/>
+          <w:szCs w:val="24"/>
+          <w:lang w:val="en-US"/>
+        </w:rPr>
+        <w:t xml:space="preserve">ccess and failure of social </w:t>
+      </w:r>
+      <w:r>
+        <w:rPr>
+          <w:color w:val="FF0000"/>
+          <w:sz w:val="24"/>
+          <w:szCs w:val="24"/>
+          <w:lang w:val="en-US"/>
+        </w:rPr>
+        <w:t xml:space="preserve">religious </w:t>
+      </w:r>
+      <w:r>
+        <w:rPr>
+          <w:color w:val="FF0000"/>
+          <w:sz w:val="24"/>
+          <w:szCs w:val="24"/>
+          <w:lang w:val="en-US"/>
+        </w:rPr>
+        <w:t>reform movement</w:t>
+      </w:r>
+      <w:r>
+        <w:rPr>
+          <w:color w:val="FF0000"/>
+          <w:sz w:val="24"/>
+          <w:szCs w:val="24"/>
+          <w:lang w:val="en-US"/>
+        </w:rPr>
+        <w:t>:</w:t>
+      </w:r>
+    </w:p>
+    <w:p>
+      <w:pPr>
+        <w:spacing w:before="240"/>
+        <w:jc w:val="both"/>
+        <w:rPr>
+          <w:color w:val="FF0000"/>
+          <w:sz w:val="24"/>
+          <w:szCs w:val="24"/>
+          <w:lang w:val="en-US"/>
+        </w:rPr>
+      </w:pPr>
+    </w:p>
+    <w:p>
+      <w:pPr>
+        <w:pStyle w:val="ListParagraph"/>
+        <w:numPr>
+          <w:ilvl w:val="0"/>
+          <w:numId w:val="8"/>
+        </w:numPr>
+        <w:spacing w:before="240"/>
+        <w:jc w:val="both"/>
+        <w:rPr>
+          <w:color w:val="4472C4" w:themeColor="accent1"/>
+          <w:sz w:val="24"/>
+          <w:szCs w:val="24"/>
+          <w:lang w:val="en-US"/>
+        </w:rPr>
+      </w:pPr>
+      <w:r>
+        <w:rPr>
+          <w:color w:val="4472C4" w:themeColor="accent1"/>
+          <w:sz w:val="24"/>
+          <w:szCs w:val="24"/>
+          <w:lang w:val="en-US"/>
+        </w:rPr>
+        <w:t>Reformers of 19</w:t>
+      </w:r>
+      <w:r>
+        <w:rPr>
+          <w:color w:val="4472C4" w:themeColor="accent1"/>
+          <w:sz w:val="24"/>
+          <w:szCs w:val="24"/>
+          <w:vertAlign w:val="superscript"/>
+          <w:lang w:val="en-US"/>
+        </w:rPr>
+        <w:t>th</w:t>
+      </w:r>
+      <w:r>
+        <w:rPr>
+          <w:color w:val="4472C4" w:themeColor="accent1"/>
+          <w:sz w:val="24"/>
+          <w:szCs w:val="24"/>
+          <w:lang w:val="en-US"/>
+        </w:rPr>
+        <w:t xml:space="preserve"> century mostly lack mass base they were middle class upper class intellectual   how try to spread their idea through newspaper and journals their reach limited to </w:t>
+      </w:r>
+      <w:r>
+        <w:rPr>
+          <w:color w:val="4472C4" w:themeColor="accent1"/>
+          <w:sz w:val="24"/>
+          <w:szCs w:val="24"/>
+          <w:lang w:val="en-US"/>
+        </w:rPr>
+        <w:t>literate</w:t>
+      </w:r>
+      <w:r>
+        <w:rPr>
+          <w:color w:val="4472C4" w:themeColor="accent1"/>
+          <w:sz w:val="24"/>
+          <w:szCs w:val="24"/>
+          <w:lang w:val="en-US"/>
+        </w:rPr>
+        <w:t xml:space="preserve"> population of city only.</w:t>
+      </w:r>
+    </w:p>
+    <w:p>
+      <w:pPr>
+        <w:pStyle w:val="ListParagraph"/>
+        <w:numPr>
+          <w:ilvl w:val="0"/>
+          <w:numId w:val="8"/>
+        </w:numPr>
+        <w:spacing w:before="240"/>
+        <w:jc w:val="both"/>
+        <w:rPr>
+          <w:color w:val="4472C4" w:themeColor="accent1"/>
+          <w:sz w:val="24"/>
+          <w:szCs w:val="24"/>
+          <w:lang w:val="en-US"/>
+        </w:rPr>
+      </w:pPr>
+      <w:r>
+        <w:rPr>
+          <w:color w:val="4472C4" w:themeColor="accent1"/>
+          <w:sz w:val="24"/>
+          <w:szCs w:val="24"/>
+          <w:lang w:val="en-US"/>
+        </w:rPr>
+        <w:t>Reforms of 19</w:t>
+      </w:r>
+      <w:r>
+        <w:rPr>
+          <w:color w:val="4472C4" w:themeColor="accent1"/>
+          <w:sz w:val="24"/>
+          <w:szCs w:val="24"/>
+          <w:vertAlign w:val="superscript"/>
+          <w:lang w:val="en-US"/>
+        </w:rPr>
+        <w:t>th</w:t>
+      </w:r>
+      <w:r>
+        <w:rPr>
+          <w:color w:val="4472C4" w:themeColor="accent1"/>
+          <w:sz w:val="24"/>
+          <w:szCs w:val="24"/>
+          <w:lang w:val="en-US"/>
+        </w:rPr>
+        <w:t xml:space="preserve"> century relied to much on the top down legal root to bring social change however as Indian life is guided by the custom and </w:t>
+      </w:r>
+      <w:r>
+        <w:rPr>
+          <w:color w:val="4472C4" w:themeColor="accent1"/>
+          <w:sz w:val="24"/>
+          <w:szCs w:val="24"/>
+          <w:lang w:val="en-US"/>
+        </w:rPr>
+        <w:t>tradition</w:t>
+      </w:r>
+      <w:r>
+        <w:rPr>
+          <w:color w:val="4472C4" w:themeColor="accent1"/>
+          <w:sz w:val="24"/>
+          <w:szCs w:val="24"/>
+          <w:lang w:val="en-US"/>
+        </w:rPr>
+        <w:t xml:space="preserve"> the impact of </w:t>
+      </w:r>
+      <w:r>
+        <w:rPr>
+          <w:color w:val="4472C4" w:themeColor="accent1"/>
+          <w:sz w:val="24"/>
+          <w:szCs w:val="24"/>
+          <w:lang w:val="en-US"/>
+        </w:rPr>
+        <w:t>legal</w:t>
+      </w:r>
+      <w:r>
+        <w:rPr>
+          <w:color w:val="4472C4" w:themeColor="accent1"/>
+          <w:sz w:val="24"/>
+          <w:szCs w:val="24"/>
+          <w:lang w:val="en-US"/>
+        </w:rPr>
+        <w:t xml:space="preserve"> reform is vary little. Without creating the proper social </w:t>
+      </w:r>
+      <w:r>
+        <w:rPr>
+          <w:color w:val="4472C4" w:themeColor="accent1"/>
+          <w:sz w:val="24"/>
+          <w:szCs w:val="24"/>
+          <w:lang w:val="en-US"/>
+        </w:rPr>
+        <w:t>climate</w:t>
+      </w:r>
+      <w:r>
+        <w:rPr>
+          <w:color w:val="4472C4" w:themeColor="accent1"/>
+          <w:sz w:val="24"/>
+          <w:szCs w:val="24"/>
+          <w:lang w:val="en-US"/>
+        </w:rPr>
+        <w:t xml:space="preserve"> the government legislation could not work on the ground.</w:t>
+      </w:r>
+    </w:p>
+    <w:p>
+      <w:pPr>
+        <w:pStyle w:val="ListParagraph"/>
+        <w:numPr>
+          <w:ilvl w:val="0"/>
+          <w:numId w:val="8"/>
+        </w:numPr>
+        <w:spacing w:before="240"/>
+        <w:jc w:val="both"/>
+        <w:rPr>
+          <w:color w:val="4472C4" w:themeColor="accent1"/>
+          <w:sz w:val="24"/>
+          <w:szCs w:val="24"/>
+          <w:lang w:val="en-US"/>
+        </w:rPr>
+      </w:pPr>
+      <w:r>
+        <w:rPr>
+          <w:color w:val="4472C4" w:themeColor="accent1"/>
+          <w:sz w:val="24"/>
+          <w:szCs w:val="24"/>
+          <w:lang w:val="en-US"/>
+        </w:rPr>
+        <w:t xml:space="preserve">Some radical idea and extreme practices like young </w:t>
+      </w:r>
+      <w:proofErr w:type="spellStart"/>
+      <w:r>
+        <w:rPr>
+          <w:color w:val="4472C4" w:themeColor="accent1"/>
+          <w:sz w:val="24"/>
+          <w:szCs w:val="24"/>
+          <w:lang w:val="en-US"/>
+        </w:rPr>
+        <w:t>bangal</w:t>
+      </w:r>
+      <w:proofErr w:type="spellEnd"/>
+      <w:r>
+        <w:rPr>
+          <w:color w:val="4472C4" w:themeColor="accent1"/>
+          <w:sz w:val="24"/>
+          <w:szCs w:val="24"/>
+          <w:lang w:val="en-US"/>
+        </w:rPr>
+        <w:t xml:space="preserve"> movement turn people away from the reform </w:t>
+      </w:r>
+      <w:r>
+        <w:rPr>
+          <w:color w:val="4472C4" w:themeColor="accent1"/>
+          <w:sz w:val="24"/>
+          <w:szCs w:val="24"/>
+          <w:lang w:val="en-US"/>
+        </w:rPr>
+        <w:t>movement.</w:t>
+      </w:r>
+    </w:p>
+    <w:p>
+      <w:pPr>
+        <w:pStyle w:val="ListParagraph"/>
+        <w:numPr>
+          <w:ilvl w:val="0"/>
+          <w:numId w:val="8"/>
+        </w:numPr>
+        <w:spacing w:before="240"/>
+        <w:jc w:val="both"/>
+        <w:rPr>
+          <w:color w:val="4472C4" w:themeColor="accent1"/>
+          <w:sz w:val="24"/>
+          <w:szCs w:val="24"/>
+          <w:lang w:val="en-US"/>
+        </w:rPr>
+      </w:pPr>
+      <w:r>
+        <w:rPr>
+          <w:color w:val="4472C4" w:themeColor="accent1"/>
+          <w:sz w:val="24"/>
+          <w:szCs w:val="24"/>
+          <w:lang w:val="en-US"/>
+        </w:rPr>
+        <w:t xml:space="preserve">Earlier it was expected that thought making proper balance between east and west </w:t>
+      </w:r>
+      <w:r>
+        <w:rPr>
+          <w:color w:val="4472C4" w:themeColor="accent1"/>
+          <w:sz w:val="24"/>
+          <w:szCs w:val="24"/>
+          <w:lang w:val="en-US"/>
+        </w:rPr>
+        <w:t>an alternative modernization would be developed but the dichotomy continued between the two. rather for many reformers modernization meant westernization.</w:t>
+      </w:r>
+    </w:p>
+    <w:p>
+      <w:pPr>
+        <w:pStyle w:val="ListParagraph"/>
+        <w:numPr>
+          <w:ilvl w:val="0"/>
+          <w:numId w:val="8"/>
+        </w:numPr>
+        <w:spacing w:before="240"/>
+        <w:jc w:val="both"/>
+        <w:rPr>
+          <w:color w:val="4472C4" w:themeColor="accent1"/>
+          <w:sz w:val="24"/>
+          <w:szCs w:val="24"/>
+          <w:lang w:val="en-US"/>
+        </w:rPr>
+      </w:pPr>
+      <w:r>
+        <w:rPr>
+          <w:color w:val="4472C4" w:themeColor="accent1"/>
+          <w:sz w:val="24"/>
+          <w:szCs w:val="24"/>
+          <w:lang w:val="en-US"/>
+        </w:rPr>
+        <w:t>they failed to leave any impact on the art and architecture and science and technology</w:t>
+      </w:r>
+    </w:p>
+    <w:p>
+      <w:pPr>
+        <w:spacing w:before="240"/>
+        <w:jc w:val="both"/>
+        <w:rPr>
+          <w:color w:val="4472C4" w:themeColor="accent1"/>
+          <w:sz w:val="24"/>
+          <w:szCs w:val="24"/>
+          <w:lang w:val="en-US"/>
+        </w:rPr>
+      </w:pPr>
+    </w:p>
+    <w:p>
+      <w:pPr>
+        <w:spacing w:before="240"/>
+        <w:jc w:val="both"/>
+        <w:rPr>
+          <w:color w:val="4472C4" w:themeColor="accent1"/>
+          <w:sz w:val="24"/>
+          <w:szCs w:val="24"/>
+          <w:lang w:val="en-US"/>
+        </w:rPr>
+      </w:pPr>
+      <w:r>
+        <w:rPr>
+          <w:color w:val="4472C4" w:themeColor="accent1"/>
+          <w:sz w:val="24"/>
+          <w:szCs w:val="24"/>
+          <w:lang w:val="en-US"/>
+        </w:rPr>
+        <w:t xml:space="preserve">the failure on their part should not undermine their important, their significance is not in the number but they were trend setter, although this reformist </w:t>
+      </w:r>
+      <w:r>
+        <w:rPr>
+          <w:color w:val="4472C4" w:themeColor="accent1"/>
+          <w:sz w:val="24"/>
+          <w:szCs w:val="24"/>
+          <w:lang w:val="en-US"/>
+        </w:rPr>
+        <w:t>initiatives</w:t>
+      </w:r>
+      <w:r>
+        <w:rPr>
+          <w:color w:val="4472C4" w:themeColor="accent1"/>
+          <w:sz w:val="24"/>
+          <w:szCs w:val="24"/>
+          <w:lang w:val="en-US"/>
+        </w:rPr>
+        <w:t xml:space="preserve"> they are change by many revivalist movement they </w:t>
+      </w:r>
+      <w:r>
+        <w:rPr>
+          <w:color w:val="4472C4" w:themeColor="accent1"/>
+          <w:sz w:val="24"/>
+          <w:szCs w:val="24"/>
+          <w:lang w:val="en-US"/>
+        </w:rPr>
+        <w:t>ultimately</w:t>
+      </w:r>
+      <w:r>
+        <w:rPr>
+          <w:color w:val="4472C4" w:themeColor="accent1"/>
+          <w:sz w:val="24"/>
+          <w:szCs w:val="24"/>
+          <w:lang w:val="en-US"/>
+        </w:rPr>
+        <w:t xml:space="preserve"> contribute to making of modern </w:t>
+      </w:r>
+      <w:r>
+        <w:rPr>
+          <w:color w:val="4472C4" w:themeColor="accent1"/>
+          <w:sz w:val="24"/>
+          <w:szCs w:val="24"/>
+          <w:lang w:val="en-US"/>
+        </w:rPr>
+        <w:t>India</w:t>
+      </w:r>
+      <w:r>
+        <w:rPr>
+          <w:color w:val="4472C4" w:themeColor="accent1"/>
+          <w:sz w:val="24"/>
+          <w:szCs w:val="24"/>
+          <w:lang w:val="en-US"/>
+        </w:rPr>
+        <w:t>.</w:t>
+      </w:r>
+    </w:p>
+    <w:p>
+      <w:pPr>
+        <w:spacing w:before="240"/>
+        <w:jc w:val="both"/>
+        <w:rPr>
+          <w:color w:val="4472C4" w:themeColor="accent1"/>
+          <w:sz w:val="24"/>
+          <w:szCs w:val="24"/>
+          <w:lang w:val="en-US"/>
+        </w:rPr>
+      </w:pPr>
+    </w:p>
+    <w:p>
+      <w:pPr>
+        <w:pStyle w:val="ListParagraph"/>
+        <w:numPr>
+          <w:ilvl w:val="0"/>
+          <w:numId w:val="9"/>
+        </w:numPr>
+        <w:spacing w:before="240"/>
+        <w:jc w:val="both"/>
+        <w:rPr>
+          <w:color w:val="4472C4" w:themeColor="accent1"/>
+          <w:sz w:val="24"/>
+          <w:szCs w:val="24"/>
+          <w:lang w:val="en-US"/>
+        </w:rPr>
+      </w:pPr>
+      <w:r>
+        <w:rPr>
+          <w:color w:val="4472C4" w:themeColor="accent1"/>
+          <w:sz w:val="24"/>
+          <w:szCs w:val="24"/>
+          <w:lang w:val="en-US"/>
+        </w:rPr>
+        <w:t>The reformer of 19</w:t>
+      </w:r>
+      <w:r>
+        <w:rPr>
+          <w:color w:val="4472C4" w:themeColor="accent1"/>
+          <w:sz w:val="24"/>
+          <w:szCs w:val="24"/>
+          <w:vertAlign w:val="superscript"/>
+          <w:lang w:val="en-US"/>
+        </w:rPr>
+        <w:t>th</w:t>
+      </w:r>
+      <w:r>
+        <w:rPr>
+          <w:color w:val="4472C4" w:themeColor="accent1"/>
+          <w:sz w:val="24"/>
+          <w:szCs w:val="24"/>
+          <w:lang w:val="en-US"/>
+        </w:rPr>
+        <w:t xml:space="preserve"> century were able to persuade to enact law to </w:t>
+      </w:r>
+      <w:r>
+        <w:rPr>
+          <w:color w:val="4472C4" w:themeColor="accent1"/>
+          <w:sz w:val="24"/>
+          <w:szCs w:val="24"/>
+          <w:lang w:val="en-US"/>
+        </w:rPr>
+        <w:t>prohibit</w:t>
+      </w:r>
+      <w:r>
+        <w:rPr>
+          <w:color w:val="4472C4" w:themeColor="accent1"/>
+          <w:sz w:val="24"/>
+          <w:szCs w:val="24"/>
+          <w:lang w:val="en-US"/>
+        </w:rPr>
+        <w:t xml:space="preserve"> the </w:t>
+      </w:r>
+      <w:r>
+        <w:rPr>
+          <w:color w:val="4472C4" w:themeColor="accent1"/>
+          <w:sz w:val="24"/>
+          <w:szCs w:val="24"/>
+          <w:lang w:val="en-US"/>
+        </w:rPr>
+        <w:t>prevailing social</w:t>
+      </w:r>
+      <w:r>
+        <w:rPr>
+          <w:color w:val="4472C4" w:themeColor="accent1"/>
+          <w:sz w:val="24"/>
+          <w:szCs w:val="24"/>
+          <w:lang w:val="en-US"/>
+        </w:rPr>
+        <w:t xml:space="preserve"> </w:t>
+      </w:r>
+      <w:r>
+        <w:rPr>
+          <w:color w:val="4472C4" w:themeColor="accent1"/>
+          <w:sz w:val="24"/>
+          <w:szCs w:val="24"/>
+          <w:lang w:val="en-US"/>
+        </w:rPr>
+        <w:t>evils</w:t>
+      </w:r>
+      <w:r>
+        <w:rPr>
+          <w:color w:val="4472C4" w:themeColor="accent1"/>
+          <w:sz w:val="24"/>
+          <w:szCs w:val="24"/>
+          <w:lang w:val="en-US"/>
+        </w:rPr>
+        <w:t>.</w:t>
+      </w:r>
+    </w:p>
+    <w:p>
+      <w:pPr>
+        <w:pStyle w:val="ListParagraph"/>
+        <w:numPr>
+          <w:ilvl w:val="0"/>
+          <w:numId w:val="9"/>
+        </w:numPr>
+        <w:spacing w:before="240"/>
+        <w:jc w:val="both"/>
+        <w:rPr>
+          <w:color w:val="4472C4" w:themeColor="accent1"/>
+          <w:sz w:val="24"/>
+          <w:szCs w:val="24"/>
+          <w:lang w:val="en-US"/>
+        </w:rPr>
+      </w:pPr>
+      <w:r>
+        <w:rPr>
+          <w:color w:val="4472C4" w:themeColor="accent1"/>
+          <w:sz w:val="24"/>
+          <w:szCs w:val="24"/>
+          <w:lang w:val="en-US"/>
+        </w:rPr>
+        <w:t xml:space="preserve">It proved to be the starting point for </w:t>
+      </w:r>
+      <w:r>
+        <w:rPr>
+          <w:color w:val="4472C4" w:themeColor="accent1"/>
+          <w:sz w:val="24"/>
+          <w:szCs w:val="24"/>
+          <w:lang w:val="en-US"/>
+        </w:rPr>
+        <w:t>uplift</w:t>
+      </w:r>
+      <w:r>
+        <w:rPr>
+          <w:color w:val="4472C4" w:themeColor="accent1"/>
+          <w:sz w:val="24"/>
+          <w:szCs w:val="24"/>
+          <w:lang w:val="en-US"/>
+        </w:rPr>
+        <w:t xml:space="preserve">ment of women lower class and women it affected the altitude and habits of people leading to </w:t>
+      </w:r>
+      <w:r>
+        <w:rPr>
+          <w:color w:val="4472C4" w:themeColor="accent1"/>
+          <w:sz w:val="24"/>
+          <w:szCs w:val="24"/>
+          <w:lang w:val="en-US"/>
+        </w:rPr>
+        <w:t>adumbration</w:t>
+      </w:r>
+      <w:r>
+        <w:rPr>
+          <w:color w:val="4472C4" w:themeColor="accent1"/>
+          <w:sz w:val="24"/>
+          <w:szCs w:val="24"/>
+          <w:lang w:val="en-US"/>
+        </w:rPr>
+        <w:t xml:space="preserve"> if not illumination of the prevailing social evil.</w:t>
+      </w:r>
+    </w:p>
+    <w:p>
+      <w:pPr>
+        <w:pStyle w:val="ListParagraph"/>
+        <w:numPr>
+          <w:ilvl w:val="0"/>
+          <w:numId w:val="9"/>
+        </w:numPr>
+        <w:spacing w:before="240"/>
+        <w:jc w:val="both"/>
+        <w:rPr>
+          <w:color w:val="4472C4" w:themeColor="accent1"/>
+          <w:sz w:val="24"/>
+          <w:szCs w:val="24"/>
+          <w:lang w:val="en-US"/>
+        </w:rPr>
+      </w:pPr>
+      <w:r>
+        <w:rPr>
+          <w:color w:val="4472C4" w:themeColor="accent1"/>
+          <w:sz w:val="24"/>
+          <w:szCs w:val="24"/>
+          <w:lang w:val="en-US"/>
+        </w:rPr>
+        <w:t>Reform the 19</w:t>
+      </w:r>
+      <w:r>
+        <w:rPr>
+          <w:color w:val="4472C4" w:themeColor="accent1"/>
+          <w:sz w:val="24"/>
+          <w:szCs w:val="24"/>
+          <w:vertAlign w:val="superscript"/>
+          <w:lang w:val="en-US"/>
+        </w:rPr>
+        <w:t>th</w:t>
+      </w:r>
+      <w:r>
+        <w:rPr>
+          <w:color w:val="4472C4" w:themeColor="accent1"/>
+          <w:sz w:val="24"/>
+          <w:szCs w:val="24"/>
+          <w:lang w:val="en-US"/>
+        </w:rPr>
+        <w:t xml:space="preserve"> century </w:t>
+      </w:r>
+      <w:r>
+        <w:rPr>
+          <w:color w:val="4472C4" w:themeColor="accent1"/>
+          <w:sz w:val="24"/>
+          <w:szCs w:val="24"/>
+          <w:lang w:val="en-US"/>
+        </w:rPr>
+        <w:t>revitalize</w:t>
+      </w:r>
+      <w:r>
+        <w:rPr>
+          <w:color w:val="4472C4" w:themeColor="accent1"/>
+          <w:sz w:val="24"/>
+          <w:szCs w:val="24"/>
+          <w:lang w:val="en-US"/>
+        </w:rPr>
+        <w:t xml:space="preserve"> the Indian socio religious life to counter the challenge </w:t>
+      </w:r>
+      <w:r>
+        <w:rPr>
+          <w:color w:val="4472C4" w:themeColor="accent1"/>
+          <w:sz w:val="24"/>
+          <w:szCs w:val="24"/>
+          <w:lang w:val="en-US"/>
+        </w:rPr>
+        <w:t xml:space="preserve">of cultural imperialism and aggressive propaganda by the missionary </w:t>
+      </w:r>
+    </w:p>
+    <w:p>
+      <w:pPr>
+        <w:pStyle w:val="ListParagraph"/>
+        <w:numPr>
+          <w:ilvl w:val="0"/>
+          <w:numId w:val="9"/>
+        </w:numPr>
+        <w:spacing w:before="240"/>
+        <w:jc w:val="both"/>
+        <w:rPr>
+          <w:color w:val="4472C4" w:themeColor="accent1"/>
+          <w:sz w:val="24"/>
+          <w:szCs w:val="24"/>
+          <w:lang w:val="en-US"/>
+        </w:rPr>
+      </w:pPr>
+      <w:r>
+        <w:rPr>
+          <w:color w:val="4472C4" w:themeColor="accent1"/>
+          <w:sz w:val="24"/>
+          <w:szCs w:val="24"/>
+          <w:lang w:val="en-US"/>
+        </w:rPr>
+        <w:lastRenderedPageBreak/>
+        <w:t>Reformer contributed immensely in the western education most of reformer are in the in favor.</w:t>
+      </w:r>
+    </w:p>
+    <w:p>
+      <w:pPr>
+        <w:pStyle w:val="ListParagraph"/>
+        <w:numPr>
+          <w:ilvl w:val="0"/>
+          <w:numId w:val="9"/>
+        </w:numPr>
+        <w:spacing w:before="240"/>
+        <w:jc w:val="both"/>
+        <w:rPr>
+          <w:color w:val="4472C4" w:themeColor="accent1"/>
+          <w:sz w:val="24"/>
+          <w:szCs w:val="24"/>
+          <w:lang w:val="en-US"/>
+        </w:rPr>
+      </w:pPr>
+      <w:r>
+        <w:rPr>
+          <w:color w:val="4472C4" w:themeColor="accent1"/>
+          <w:sz w:val="24"/>
+          <w:szCs w:val="24"/>
+          <w:lang w:val="en-US"/>
+        </w:rPr>
+        <w:t xml:space="preserve">The reformer also contributed to regional literature. </w:t>
+      </w:r>
+    </w:p>
+    <w:p>
+      <w:pPr>
+        <w:pStyle w:val="ListParagraph"/>
+        <w:numPr>
+          <w:ilvl w:val="0"/>
+          <w:numId w:val="9"/>
+        </w:numPr>
+        <w:spacing w:before="240"/>
+        <w:jc w:val="both"/>
+        <w:rPr>
+          <w:color w:val="4472C4" w:themeColor="accent1"/>
+          <w:sz w:val="24"/>
+          <w:szCs w:val="24"/>
+          <w:lang w:val="en-US"/>
+        </w:rPr>
+      </w:pPr>
+      <w:r>
+        <w:rPr>
+          <w:color w:val="4472C4" w:themeColor="accent1"/>
+          <w:sz w:val="24"/>
+          <w:szCs w:val="24"/>
+          <w:lang w:val="en-US"/>
+        </w:rPr>
+        <w:t>Reformer of 19</w:t>
+      </w:r>
+      <w:r>
+        <w:rPr>
+          <w:color w:val="4472C4" w:themeColor="accent1"/>
+          <w:sz w:val="24"/>
+          <w:szCs w:val="24"/>
+          <w:vertAlign w:val="superscript"/>
+          <w:lang w:val="en-US"/>
+        </w:rPr>
+        <w:t>th</w:t>
+      </w:r>
+      <w:r>
+        <w:rPr>
+          <w:color w:val="4472C4" w:themeColor="accent1"/>
+          <w:sz w:val="24"/>
+          <w:szCs w:val="24"/>
+          <w:lang w:val="en-US"/>
+        </w:rPr>
+        <w:t xml:space="preserve"> century rise of vernacular press. </w:t>
+      </w:r>
+      <w:proofErr w:type="spellStart"/>
+      <w:r>
+        <w:rPr>
+          <w:color w:val="4472C4" w:themeColor="accent1"/>
+          <w:sz w:val="24"/>
+          <w:szCs w:val="24"/>
+          <w:lang w:val="en-US"/>
+        </w:rPr>
+        <w:t>Miratu-ul-akber</w:t>
+      </w:r>
+      <w:proofErr w:type="spellEnd"/>
+      <w:r>
+        <w:rPr>
+          <w:color w:val="4472C4" w:themeColor="accent1"/>
+          <w:sz w:val="24"/>
+          <w:szCs w:val="24"/>
+          <w:lang w:val="en-US"/>
+        </w:rPr>
+        <w:t>.</w:t>
+      </w:r>
+    </w:p>
+    <w:p>
+      <w:pPr>
+        <w:pStyle w:val="ListParagraph"/>
+        <w:numPr>
+          <w:ilvl w:val="0"/>
+          <w:numId w:val="9"/>
+        </w:numPr>
+        <w:spacing w:before="240"/>
+        <w:jc w:val="both"/>
+        <w:rPr>
+          <w:color w:val="4472C4" w:themeColor="accent1"/>
+          <w:sz w:val="24"/>
+          <w:szCs w:val="24"/>
+          <w:lang w:val="en-US"/>
+        </w:rPr>
+      </w:pPr>
+      <w:r>
+        <w:rPr>
+          <w:color w:val="4472C4" w:themeColor="accent1"/>
+          <w:sz w:val="24"/>
+          <w:szCs w:val="24"/>
+          <w:lang w:val="en-US"/>
+        </w:rPr>
+        <w:t xml:space="preserve">By emphasizing of rationalism and humanism in the </w:t>
+      </w:r>
+      <w:proofErr w:type="spellStart"/>
+      <w:r>
+        <w:rPr>
+          <w:color w:val="4472C4" w:themeColor="accent1"/>
+          <w:sz w:val="24"/>
+          <w:szCs w:val="24"/>
+          <w:lang w:val="en-US"/>
+        </w:rPr>
+        <w:t>parth</w:t>
+      </w:r>
+      <w:proofErr w:type="spellEnd"/>
+      <w:r>
+        <w:rPr>
+          <w:color w:val="4472C4" w:themeColor="accent1"/>
+          <w:sz w:val="24"/>
+          <w:szCs w:val="24"/>
+          <w:lang w:val="en-US"/>
+        </w:rPr>
+        <w:t xml:space="preserve"> of modernization by doing some surgical work on Indian society the reformer prepare the </w:t>
+      </w:r>
+      <w:r>
+        <w:rPr>
+          <w:color w:val="4472C4" w:themeColor="accent1"/>
+          <w:sz w:val="24"/>
+          <w:szCs w:val="24"/>
+          <w:lang w:val="en-US"/>
+        </w:rPr>
+        <w:t>ground</w:t>
+      </w:r>
+      <w:r>
+        <w:rPr>
+          <w:color w:val="4472C4" w:themeColor="accent1"/>
+          <w:sz w:val="24"/>
+          <w:szCs w:val="24"/>
+          <w:lang w:val="en-US"/>
+        </w:rPr>
+        <w:t xml:space="preserve"> for </w:t>
+      </w:r>
+      <w:r>
+        <w:rPr>
+          <w:color w:val="4472C4" w:themeColor="accent1"/>
+          <w:sz w:val="24"/>
+          <w:szCs w:val="24"/>
+          <w:lang w:val="en-US"/>
+        </w:rPr>
+        <w:t>emergence</w:t>
+      </w:r>
+      <w:r>
+        <w:rPr>
+          <w:color w:val="4472C4" w:themeColor="accent1"/>
+          <w:sz w:val="24"/>
+          <w:szCs w:val="24"/>
+          <w:lang w:val="en-US"/>
+        </w:rPr>
+        <w:t xml:space="preserve"> of Indian </w:t>
+      </w:r>
+      <w:r>
+        <w:rPr>
+          <w:color w:val="4472C4" w:themeColor="accent1"/>
+          <w:sz w:val="24"/>
+          <w:szCs w:val="24"/>
+          <w:lang w:val="en-US"/>
+        </w:rPr>
+        <w:t xml:space="preserve">nationalisms </w:t>
+      </w:r>
+    </w:p>
+    <w:p>
+      <w:pPr>
+        <w:spacing w:before="240"/>
+        <w:jc w:val="both"/>
+        <w:rPr>
+          <w:color w:val="FF0000"/>
+          <w:sz w:val="24"/>
+          <w:szCs w:val="24"/>
+          <w:lang w:val="en-US"/>
+        </w:rPr>
+      </w:pPr>
     </w:p>
     <w:sectPr>
       <w:pgSz w:w="11906" w:h="16838"/>
@@ -1921,8 +2770,275 @@
 </file>
 
 <file path=word/numbering.xml><?xml version="1.0" encoding="utf-8"?>
-<w:numbering xmlns:wpc="http://schemas.microsoft.com/office/word/2010/wordprocessingCanvas" xmlns:cx="http://schemas.microsoft.com/office/drawing/2014/chartex" xmlns:cx1="http://schemas.microsoft.com/office/drawing/2015/9/8/chartex" xmlns:cx2="http://schemas.microsoft.com/office/drawing/2015/10/21/chartex" xmlns:cx3="http://schemas.microsoft.com/office/drawing/2016/5/9/chartex" xmlns:cx4="http://schemas.microsoft.com/office/drawing/2016/5/10/chartex" xmlns:cx5="http://schemas.microsoft.com/office/drawing/2016/5/11/chartex" xmlns:cx6="http://schemas.microsoft.com/office/drawing/2016/5/12/chartex" xmlns:cx7="http://schemas.microsoft.com/office/drawing/2016/5/13/chartex" xmlns:cx8="http://schemas.microsoft.com/office/drawing/2016/5/14/chartex" xmlns:mc="http://schemas.openxmlformats.org/markup-compatibility/2006" xmlns:aink="http://schemas.microsoft.com/office/drawing/2016/ink" xmlns:am3d="http://schemas.microsoft.com/office/drawing/2017/model3d" xmlns:o="urn:schemas-microsoft-com:office:office" xmlns:r="http://schemas.openxmlformats.org/officeDocument/2006/relationships" xmlns:m="http://schemas.openxmlformats.org/officeDocument/2006/math" xmlns:v="urn:schemas-microsoft-com:vml" xmlns:wp14="http://schemas.microsoft.com/office/word/2010/wordprocessingDrawing" xmlns:wp="http://schemas.openxmlformats.org/drawingml/2006/wordprocessingDrawing" xmlns:w10="urn:schemas-microsoft-com:office:word" xmlns:w="http://schemas.openxmlformats.org/wordprocessingml/2006/main" xmlns:w14="http://schemas.microsoft.com/office/word/2010/wordml" xmlns:w15="http://schemas.microsoft.com/office/word/2012/wordml" xmlns:w16cex="http://schemas.microsoft.com/office/word/2018/wordml/cex" xmlns:w16cid="http://schemas.microsoft.com/office/word/2016/wordml/cid" xmlns:w16="http://schemas.microsoft.com/office/word/2018/wordml" xmlns:w16sdtdh="http://schemas.microsoft.com/office/word/2020/wordml/sdtdatahash" xmlns:w16se="http://schemas.microsoft.com/office/word/2015/wordml/symex" xmlns:wpg="http://schemas.microsoft.com/office/word/2010/wordprocessingGroup" xmlns:wpi="http://schemas.microsoft.com/office/word/2010/wordprocessingInk" xmlns:wne="http://schemas.microsoft.com/office/word/2006/wordml" xmlns:wps="http://schemas.microsoft.com/office/word/2010/wordprocessingShape" mc:Ignorable="w14 w15 w16se w16cid w16 w16cex w16sdtdh wp14">
+<w:numbering xmlns:wpc="http://schemas.microsoft.com/office/word/2010/wordprocessingCanvas" xmlns:cx="http://schemas.microsoft.com/office/drawing/2014/chartex" xmlns:cx1="http://schemas.microsoft.com/office/drawing/2015/9/8/chartex" xmlns:cx2="http://schemas.microsoft.com/office/drawing/2015/10/21/chartex" xmlns:cx3="http://schemas.microsoft.com/office/drawing/2016/5/9/chartex" xmlns:cx4="http://schemas.microsoft.com/office/drawing/2016/5/10/chartex" xmlns:cx5="http://schemas.microsoft.com/office/drawing/2016/5/11/chartex" xmlns:cx6="http://schemas.microsoft.com/office/drawing/2016/5/12/chartex" xmlns:cx7="http://schemas.microsoft.com/office/drawing/2016/5/13/chartex" xmlns:cx8="http://schemas.microsoft.com/office/drawing/2016/5/14/chartex" xmlns:mc="http://schemas.openxmlformats.org/markup-compatibility/2006" xmlns:aink="http://schemas.microsoft.com/office/drawing/2016/ink" xmlns:am3d="http://schemas.microsoft.com/office/drawing/2017/model3d" xmlns:o="urn:schemas-microsoft-com:office:office" xmlns:oel="http://schemas.microsoft.com/office/2019/extlst" xmlns:r="http://schemas.openxmlformats.org/officeDocument/2006/relationships" xmlns:m="http://schemas.openxmlformats.org/officeDocument/2006/math" xmlns:v="urn:schemas-microsoft-com:vml" xmlns:wp14="http://schemas.microsoft.com/office/word/2010/wordprocessingDrawing" xmlns:wp="http://schemas.openxmlformats.org/drawingml/2006/wordprocessingDrawing" xmlns:w10="urn:schemas-microsoft-com:office:word" xmlns:w="http://schemas.openxmlformats.org/wordprocessingml/2006/main" xmlns:w14="http://schemas.microsoft.com/office/word/2010/wordml" xmlns:w15="http://schemas.microsoft.com/office/word/2012/wordml" xmlns:w16cex="http://schemas.microsoft.com/office/word/2018/wordml/cex" xmlns:w16cid="http://schemas.microsoft.com/office/word/2016/wordml/cid" xmlns:w16="http://schemas.microsoft.com/office/word/2018/wordml" xmlns:w16sdtdh="http://schemas.microsoft.com/office/word/2020/wordml/sdtdatahash" xmlns:w16se="http://schemas.microsoft.com/office/word/2015/wordml/symex" xmlns:wpg="http://schemas.microsoft.com/office/word/2010/wordprocessingGroup" xmlns:wpi="http://schemas.microsoft.com/office/word/2010/wordprocessingInk" xmlns:wne="http://schemas.microsoft.com/office/word/2006/wordml" xmlns:wps="http://schemas.microsoft.com/office/word/2010/wordprocessingShape" mc:Ignorable="w14 w15 w16se w16cid w16 w16cex w16sdtdh wp14">
   <w:abstractNum w:abstractNumId="0" w15:restartNumberingAfterBreak="0">
+    <w:nsid w:val="10067B09"/>
+    <w:multiLevelType w:val="hybridMultilevel"/>
+    <w:tmpl w:val="EB967A36"/>
+    <w:lvl w:ilvl="0" w:tplc="4009000F">
+      <w:start w:val="1"/>
+      <w:numFmt w:val="decimal"/>
+      <w:lvlText w:val="%1."/>
+      <w:lvlJc w:val="left"/>
+      <w:pPr>
+        <w:ind w:left="720" w:hanging="360"/>
+      </w:pPr>
+      <w:rPr>
+        <w:rFonts w:hint="default"/>
+      </w:rPr>
+    </w:lvl>
+    <w:lvl w:ilvl="1" w:tplc="40090019" w:tentative="1">
+      <w:start w:val="1"/>
+      <w:numFmt w:val="lowerLetter"/>
+      <w:lvlText w:val="%2."/>
+      <w:lvlJc w:val="left"/>
+      <w:pPr>
+        <w:ind w:left="1440" w:hanging="360"/>
+      </w:pPr>
+    </w:lvl>
+    <w:lvl w:ilvl="2" w:tplc="4009001B" w:tentative="1">
+      <w:start w:val="1"/>
+      <w:numFmt w:val="lowerRoman"/>
+      <w:lvlText w:val="%3."/>
+      <w:lvlJc w:val="right"/>
+      <w:pPr>
+        <w:ind w:left="2160" w:hanging="180"/>
+      </w:pPr>
+    </w:lvl>
+    <w:lvl w:ilvl="3" w:tplc="4009000F" w:tentative="1">
+      <w:start w:val="1"/>
+      <w:numFmt w:val="decimal"/>
+      <w:lvlText w:val="%4."/>
+      <w:lvlJc w:val="left"/>
+      <w:pPr>
+        <w:ind w:left="2880" w:hanging="360"/>
+      </w:pPr>
+    </w:lvl>
+    <w:lvl w:ilvl="4" w:tplc="40090019" w:tentative="1">
+      <w:start w:val="1"/>
+      <w:numFmt w:val="lowerLetter"/>
+      <w:lvlText w:val="%5."/>
+      <w:lvlJc w:val="left"/>
+      <w:pPr>
+        <w:ind w:left="3600" w:hanging="360"/>
+      </w:pPr>
+    </w:lvl>
+    <w:lvl w:ilvl="5" w:tplc="4009001B" w:tentative="1">
+      <w:start w:val="1"/>
+      <w:numFmt w:val="lowerRoman"/>
+      <w:lvlText w:val="%6."/>
+      <w:lvlJc w:val="right"/>
+      <w:pPr>
+        <w:ind w:left="4320" w:hanging="180"/>
+      </w:pPr>
+    </w:lvl>
+    <w:lvl w:ilvl="6" w:tplc="4009000F" w:tentative="1">
+      <w:start w:val="1"/>
+      <w:numFmt w:val="decimal"/>
+      <w:lvlText w:val="%7."/>
+      <w:lvlJc w:val="left"/>
+      <w:pPr>
+        <w:ind w:left="5040" w:hanging="360"/>
+      </w:pPr>
+    </w:lvl>
+    <w:lvl w:ilvl="7" w:tplc="40090019" w:tentative="1">
+      <w:start w:val="1"/>
+      <w:numFmt w:val="lowerLetter"/>
+      <w:lvlText w:val="%8."/>
+      <w:lvlJc w:val="left"/>
+      <w:pPr>
+        <w:ind w:left="5760" w:hanging="360"/>
+      </w:pPr>
+    </w:lvl>
+    <w:lvl w:ilvl="8" w:tplc="4009001B" w:tentative="1">
+      <w:start w:val="1"/>
+      <w:numFmt w:val="lowerRoman"/>
+      <w:lvlText w:val="%9."/>
+      <w:lvlJc w:val="right"/>
+      <w:pPr>
+        <w:ind w:left="6480" w:hanging="180"/>
+      </w:pPr>
+    </w:lvl>
+  </w:abstractNum>
+  <w:abstractNum w:abstractNumId="1" w15:restartNumberingAfterBreak="0">
+    <w:nsid w:val="10997309"/>
+    <w:multiLevelType w:val="hybridMultilevel"/>
+    <w:tmpl w:val="CA4E9F1A"/>
+    <w:lvl w:ilvl="0" w:tplc="4009000F">
+      <w:start w:val="1"/>
+      <w:numFmt w:val="decimal"/>
+      <w:lvlText w:val="%1."/>
+      <w:lvlJc w:val="left"/>
+      <w:pPr>
+        <w:ind w:left="720" w:hanging="360"/>
+      </w:pPr>
+      <w:rPr>
+        <w:rFonts w:hint="default"/>
+      </w:rPr>
+    </w:lvl>
+    <w:lvl w:ilvl="1" w:tplc="40090019" w:tentative="1">
+      <w:start w:val="1"/>
+      <w:numFmt w:val="lowerLetter"/>
+      <w:lvlText w:val="%2."/>
+      <w:lvlJc w:val="left"/>
+      <w:pPr>
+        <w:ind w:left="1440" w:hanging="360"/>
+      </w:pPr>
+    </w:lvl>
+    <w:lvl w:ilvl="2" w:tplc="4009001B" w:tentative="1">
+      <w:start w:val="1"/>
+      <w:numFmt w:val="lowerRoman"/>
+      <w:lvlText w:val="%3."/>
+      <w:lvlJc w:val="right"/>
+      <w:pPr>
+        <w:ind w:left="2160" w:hanging="180"/>
+      </w:pPr>
+    </w:lvl>
+    <w:lvl w:ilvl="3" w:tplc="4009000F" w:tentative="1">
+      <w:start w:val="1"/>
+      <w:numFmt w:val="decimal"/>
+      <w:lvlText w:val="%4."/>
+      <w:lvlJc w:val="left"/>
+      <w:pPr>
+        <w:ind w:left="2880" w:hanging="360"/>
+      </w:pPr>
+    </w:lvl>
+    <w:lvl w:ilvl="4" w:tplc="40090019" w:tentative="1">
+      <w:start w:val="1"/>
+      <w:numFmt w:val="lowerLetter"/>
+      <w:lvlText w:val="%5."/>
+      <w:lvlJc w:val="left"/>
+      <w:pPr>
+        <w:ind w:left="3600" w:hanging="360"/>
+      </w:pPr>
+    </w:lvl>
+    <w:lvl w:ilvl="5" w:tplc="4009001B" w:tentative="1">
+      <w:start w:val="1"/>
+      <w:numFmt w:val="lowerRoman"/>
+      <w:lvlText w:val="%6."/>
+      <w:lvlJc w:val="right"/>
+      <w:pPr>
+        <w:ind w:left="4320" w:hanging="180"/>
+      </w:pPr>
+    </w:lvl>
+    <w:lvl w:ilvl="6" w:tplc="4009000F" w:tentative="1">
+      <w:start w:val="1"/>
+      <w:numFmt w:val="decimal"/>
+      <w:lvlText w:val="%7."/>
+      <w:lvlJc w:val="left"/>
+      <w:pPr>
+        <w:ind w:left="5040" w:hanging="360"/>
+      </w:pPr>
+    </w:lvl>
+    <w:lvl w:ilvl="7" w:tplc="40090019" w:tentative="1">
+      <w:start w:val="1"/>
+      <w:numFmt w:val="lowerLetter"/>
+      <w:lvlText w:val="%8."/>
+      <w:lvlJc w:val="left"/>
+      <w:pPr>
+        <w:ind w:left="5760" w:hanging="360"/>
+      </w:pPr>
+    </w:lvl>
+    <w:lvl w:ilvl="8" w:tplc="4009001B" w:tentative="1">
+      <w:start w:val="1"/>
+      <w:numFmt w:val="lowerRoman"/>
+      <w:lvlText w:val="%9."/>
+      <w:lvlJc w:val="right"/>
+      <w:pPr>
+        <w:ind w:left="6480" w:hanging="180"/>
+      </w:pPr>
+    </w:lvl>
+  </w:abstractNum>
+  <w:abstractNum w:abstractNumId="2" w15:restartNumberingAfterBreak="0">
+    <w:nsid w:val="23B34334"/>
+    <w:multiLevelType w:val="hybridMultilevel"/>
+    <w:tmpl w:val="C056418A"/>
+    <w:lvl w:ilvl="0" w:tplc="4009000F">
+      <w:start w:val="1"/>
+      <w:numFmt w:val="decimal"/>
+      <w:lvlText w:val="%1."/>
+      <w:lvlJc w:val="left"/>
+      <w:pPr>
+        <w:ind w:left="720" w:hanging="360"/>
+      </w:pPr>
+      <w:rPr>
+        <w:rFonts w:hint="default"/>
+      </w:rPr>
+    </w:lvl>
+    <w:lvl w:ilvl="1" w:tplc="40090019" w:tentative="1">
+      <w:start w:val="1"/>
+      <w:numFmt w:val="lowerLetter"/>
+      <w:lvlText w:val="%2."/>
+      <w:lvlJc w:val="left"/>
+      <w:pPr>
+        <w:ind w:left="1440" w:hanging="360"/>
+      </w:pPr>
+    </w:lvl>
+    <w:lvl w:ilvl="2" w:tplc="4009001B" w:tentative="1">
+      <w:start w:val="1"/>
+      <w:numFmt w:val="lowerRoman"/>
+      <w:lvlText w:val="%3."/>
+      <w:lvlJc w:val="right"/>
+      <w:pPr>
+        <w:ind w:left="2160" w:hanging="180"/>
+      </w:pPr>
+    </w:lvl>
+    <w:lvl w:ilvl="3" w:tplc="4009000F" w:tentative="1">
+      <w:start w:val="1"/>
+      <w:numFmt w:val="decimal"/>
+      <w:lvlText w:val="%4."/>
+      <w:lvlJc w:val="left"/>
+      <w:pPr>
+        <w:ind w:left="2880" w:hanging="360"/>
+      </w:pPr>
+    </w:lvl>
+    <w:lvl w:ilvl="4" w:tplc="40090019" w:tentative="1">
+      <w:start w:val="1"/>
+      <w:numFmt w:val="lowerLetter"/>
+      <w:lvlText w:val="%5."/>
+      <w:lvlJc w:val="left"/>
+      <w:pPr>
+        <w:ind w:left="3600" w:hanging="360"/>
+      </w:pPr>
+    </w:lvl>
+    <w:lvl w:ilvl="5" w:tplc="4009001B" w:tentative="1">
+      <w:start w:val="1"/>
+      <w:numFmt w:val="lowerRoman"/>
+      <w:lvlText w:val="%6."/>
+      <w:lvlJc w:val="right"/>
+      <w:pPr>
+        <w:ind w:left="4320" w:hanging="180"/>
+      </w:pPr>
+    </w:lvl>
+    <w:lvl w:ilvl="6" w:tplc="4009000F" w:tentative="1">
+      <w:start w:val="1"/>
+      <w:numFmt w:val="decimal"/>
+      <w:lvlText w:val="%7."/>
+      <w:lvlJc w:val="left"/>
+      <w:pPr>
+        <w:ind w:left="5040" w:hanging="360"/>
+      </w:pPr>
+    </w:lvl>
+    <w:lvl w:ilvl="7" w:tplc="40090019" w:tentative="1">
+      <w:start w:val="1"/>
+      <w:numFmt w:val="lowerLetter"/>
+      <w:lvlText w:val="%8."/>
+      <w:lvlJc w:val="left"/>
+      <w:pPr>
+        <w:ind w:left="5760" w:hanging="360"/>
+      </w:pPr>
+    </w:lvl>
+    <w:lvl w:ilvl="8" w:tplc="4009001B" w:tentative="1">
+      <w:start w:val="1"/>
+      <w:numFmt w:val="lowerRoman"/>
+      <w:lvlText w:val="%9."/>
+      <w:lvlJc w:val="right"/>
+      <w:pPr>
+        <w:ind w:left="6480" w:hanging="180"/>
+      </w:pPr>
+    </w:lvl>
+  </w:abstractNum>
+  <w:abstractNum w:abstractNumId="3" w15:restartNumberingAfterBreak="0">
     <w:nsid w:val="2D7E7AD2"/>
     <w:multiLevelType w:val="hybridMultilevel"/>
     <w:tmpl w:val="92148B56"/>
@@ -2011,7 +3127,7 @@
       </w:pPr>
     </w:lvl>
   </w:abstractNum>
-  <w:abstractNum w:abstractNumId="1" w15:restartNumberingAfterBreak="0">
+  <w:abstractNum w:abstractNumId="4" w15:restartNumberingAfterBreak="0">
     <w:nsid w:val="2F9E0628"/>
     <w:multiLevelType w:val="hybridMultilevel"/>
     <w:tmpl w:val="FCC6C346"/>
@@ -2100,7 +3216,7 @@
       </w:pPr>
     </w:lvl>
   </w:abstractNum>
-  <w:abstractNum w:abstractNumId="2" w15:restartNumberingAfterBreak="0">
+  <w:abstractNum w:abstractNumId="5" w15:restartNumberingAfterBreak="0">
     <w:nsid w:val="309D25B8"/>
     <w:multiLevelType w:val="hybridMultilevel"/>
     <w:tmpl w:val="A65EFD8C"/>
@@ -2189,7 +3305,7 @@
       </w:pPr>
     </w:lvl>
   </w:abstractNum>
-  <w:abstractNum w:abstractNumId="3" w15:restartNumberingAfterBreak="0">
+  <w:abstractNum w:abstractNumId="6" w15:restartNumberingAfterBreak="0">
     <w:nsid w:val="3B446407"/>
     <w:multiLevelType w:val="hybridMultilevel"/>
     <w:tmpl w:val="64627BEE"/>
@@ -2278,7 +3394,7 @@
       </w:pPr>
     </w:lvl>
   </w:abstractNum>
-  <w:abstractNum w:abstractNumId="4" w15:restartNumberingAfterBreak="0">
+  <w:abstractNum w:abstractNumId="7" w15:restartNumberingAfterBreak="0">
     <w:nsid w:val="3F6368D4"/>
     <w:multiLevelType w:val="hybridMultilevel"/>
     <w:tmpl w:val="D2382DF8"/>
@@ -2364,7 +3480,7 @@
       </w:pPr>
     </w:lvl>
   </w:abstractNum>
-  <w:abstractNum w:abstractNumId="5" w15:restartNumberingAfterBreak="0">
+  <w:abstractNum w:abstractNumId="8" w15:restartNumberingAfterBreak="0">
     <w:nsid w:val="7E670D26"/>
     <w:multiLevelType w:val="hybridMultilevel"/>
     <w:tmpl w:val="F5EE6508"/>
@@ -2453,23 +3569,32 @@
       </w:pPr>
     </w:lvl>
   </w:abstractNum>
-  <w:num w:numId="1">
+  <w:num w:numId="1" w16cid:durableId="643311303">
+    <w:abstractNumId w:val="6"/>
+  </w:num>
+  <w:num w:numId="2" w16cid:durableId="1063719002">
+    <w:abstractNumId w:val="5"/>
+  </w:num>
+  <w:num w:numId="3" w16cid:durableId="1522158778">
     <w:abstractNumId w:val="3"/>
   </w:num>
-  <w:num w:numId="2">
-    <w:abstractNumId w:val="2"/>
+  <w:num w:numId="4" w16cid:durableId="2092387923">
+    <w:abstractNumId w:val="8"/>
   </w:num>
-  <w:num w:numId="3">
+  <w:num w:numId="5" w16cid:durableId="1485319839">
+    <w:abstractNumId w:val="4"/>
+  </w:num>
+  <w:num w:numId="6" w16cid:durableId="1180198866">
+    <w:abstractNumId w:val="7"/>
+  </w:num>
+  <w:num w:numId="7" w16cid:durableId="1049956278">
     <w:abstractNumId w:val="0"/>
   </w:num>
-  <w:num w:numId="4">
-    <w:abstractNumId w:val="5"/>
-  </w:num>
-  <w:num w:numId="5">
+  <w:num w:numId="8" w16cid:durableId="2042631805">
     <w:abstractNumId w:val="1"/>
   </w:num>
-  <w:num w:numId="6">
-    <w:abstractNumId w:val="4"/>
+  <w:num w:numId="9" w16cid:durableId="1352881636">
+    <w:abstractNumId w:val="2"/>
   </w:num>
 </w:numbering>
 </file>
